--- a/downloads/student/Unit 03/Handout 03.18 - Kit Plan Template Safety Checklist and Parent Card.docx
+++ b/downloads/student/Unit 03/Handout 03.18 - Kit Plan Template Safety Checklist and Parent Card.docx
@@ -662,28 +662,25 @@
         </w:rPr>
         <w:t xml:space="preserve">What the child will do with it, three steps:</w:t>
       </w:r>
-      <w:r>
-        <w:t xml:space="preserve"> </w:t>
-      </w:r>
-      <w:r>
-        <w:t xml:space="preserve">1. ________________________________________________</w:t>
-      </w:r>
-      <w:r>
-        <w:t xml:space="preserve"> </w:t>
-      </w:r>
-      <w:r>
-        <w:t xml:space="preserve">2. ________________________________________________</w:t>
-      </w:r>
-      <w:r>
-        <w:t xml:space="preserve"> </w:t>
-      </w:r>
-      <w:r>
-        <w:t xml:space="preserve">3. ________________________________________________</w:t>
-      </w:r>
-    </w:p>
-    <w:p>
-      <w:pPr>
-        <w:pStyle w:val="BodyText"/>
+    </w:p>
+    <w:p>
+      <w:r>
+        <w:br w:type="page"/>
+      </w:r>
+    </w:p>
+    <w:p>
+      <w:r>
+        <w:br w:type="page"/>
+      </w:r>
+    </w:p>
+    <w:p>
+      <w:r>
+        <w:br w:type="page"/>
+      </w:r>
+    </w:p>
+    <w:p>
+      <w:pPr>
+        <w:pStyle w:val="FirstParagraph"/>
       </w:pPr>
       <w:r>
         <w:rPr>
@@ -2364,8 +2361,150 @@
       </w:pPr>
     </w:lvl>
   </w:abstractNum>
+  <w:abstractNum w:abstractNumId="99411">
+    <w:nsid w:val="ea454b4c"/>
+    <w:multiLevelType w:val="multilevel"/>
+    <w:lvl w:ilvl="0">
+      <w:start w:val="1"/>
+      <w:numFmt w:val="decimal"/>
+      <w:lvlText w:val="%1."/>
+      <w:lvlJc w:val="left"/>
+      <w:pPr>
+        <w:tabs>
+          <w:tab w:val="num" w:pos="0"/>
+        </w:tabs>
+        <w:ind w:left="480" w:hanging="480"/>
+      </w:pPr>
+    </w:lvl>
+    <w:lvl w:ilvl="1">
+      <w:start w:val="1"/>
+      <w:numFmt w:val="decimal"/>
+      <w:lvlText w:val="%2."/>
+      <w:lvlJc w:val="left"/>
+      <w:pPr>
+        <w:tabs>
+          <w:tab w:val="num" w:pos="720"/>
+        </w:tabs>
+        <w:ind w:left="1200" w:hanging="480"/>
+      </w:pPr>
+    </w:lvl>
+    <w:lvl w:ilvl="2">
+      <w:start w:val="1"/>
+      <w:numFmt w:val="decimal"/>
+      <w:lvlText w:val="%3."/>
+      <w:lvlJc w:val="left"/>
+      <w:pPr>
+        <w:tabs>
+          <w:tab w:val="num" w:pos="1440"/>
+        </w:tabs>
+        <w:ind w:left="1920" w:hanging="480"/>
+      </w:pPr>
+    </w:lvl>
+    <w:lvl w:ilvl="3">
+      <w:start w:val="1"/>
+      <w:numFmt w:val="decimal"/>
+      <w:lvlText w:val="%4."/>
+      <w:lvlJc w:val="left"/>
+      <w:pPr>
+        <w:tabs>
+          <w:tab w:val="num" w:pos="2160"/>
+        </w:tabs>
+        <w:ind w:left="2640" w:hanging="480"/>
+      </w:pPr>
+    </w:lvl>
+    <w:lvl w:ilvl="4">
+      <w:start w:val="1"/>
+      <w:numFmt w:val="decimal"/>
+      <w:lvlText w:val="%5."/>
+      <w:lvlJc w:val="left"/>
+      <w:pPr>
+        <w:tabs>
+          <w:tab w:val="num" w:pos="2880"/>
+        </w:tabs>
+        <w:ind w:left="3360" w:hanging="480"/>
+      </w:pPr>
+    </w:lvl>
+    <w:lvl w:ilvl="5">
+      <w:start w:val="1"/>
+      <w:numFmt w:val="decimal"/>
+      <w:lvlText w:val="%6."/>
+      <w:lvlJc w:val="left"/>
+      <w:pPr>
+        <w:tabs>
+          <w:tab w:val="num" w:pos="3600"/>
+        </w:tabs>
+        <w:ind w:left="4080" w:hanging="480"/>
+      </w:pPr>
+    </w:lvl>
+    <w:lvl w:ilvl="6">
+      <w:start w:val="1"/>
+      <w:numFmt w:val="decimal"/>
+      <w:lvlText w:val="%7."/>
+      <w:lvlJc w:val="left"/>
+      <w:pPr>
+        <w:tabs>
+          <w:tab w:val="num" w:pos="4320"/>
+        </w:tabs>
+        <w:ind w:left="4800" w:hanging="480"/>
+      </w:pPr>
+    </w:lvl>
+    <w:lvl w:ilvl="7">
+      <w:start w:val="1"/>
+      <w:numFmt w:val="decimal"/>
+      <w:lvlText w:val="%8."/>
+      <w:lvlJc w:val="left"/>
+      <w:pPr>
+        <w:tabs>
+          <w:tab w:val="num" w:pos="5040"/>
+        </w:tabs>
+        <w:ind w:left="5520" w:hanging="480"/>
+      </w:pPr>
+    </w:lvl>
+    <w:lvl w:ilvl="8">
+      <w:start w:val="1"/>
+      <w:numFmt w:val="decimal"/>
+      <w:lvlText w:val="%9."/>
+      <w:lvlJc w:val="left"/>
+      <w:pPr>
+        <w:tabs>
+          <w:tab w:val="num" w:pos="5760"/>
+        </w:tabs>
+        <w:ind w:left="6240" w:hanging="480"/>
+      </w:pPr>
+    </w:lvl>
+  </w:abstractNum>
   <w:num w:numId="1000">
     <w:abstractNumId w:val="990"/>
+  </w:num>
+  <w:num w:numId="1001">
+    <w:abstractNumId w:val="99411"/>
+    <w:lvlOverride w:ilvl="0">
+      <w:startOverride w:val="1"/>
+    </w:lvlOverride>
+    <w:lvlOverride w:ilvl="1">
+      <w:startOverride w:val="1"/>
+    </w:lvlOverride>
+    <w:lvlOverride w:ilvl="2">
+      <w:startOverride w:val="1"/>
+    </w:lvlOverride>
+    <w:lvlOverride w:ilvl="3">
+      <w:startOverride w:val="1"/>
+    </w:lvlOverride>
+    <w:lvlOverride w:ilvl="4">
+      <w:startOverride w:val="1"/>
+    </w:lvlOverride>
+    <w:lvlOverride w:ilvl="5">
+      <w:startOverride w:val="1"/>
+    </w:lvlOverride>
+    <w:lvlOverride w:ilvl="6">
+      <w:startOverride w:val="1"/>
+    </w:lvlOverride>
+    <w:lvlOverride w:ilvl="7">
+      <w:startOverride w:val="1"/>
+    </w:lvlOverride>
+    <w:lvlOverride w:ilvl="8">
+      <w:startOverride w:val="1"/>
+    </w:lvlOverride>
   </w:num>
 </w:numbering>
 </file>
